--- a/templates/Шаблон_РОСМОЛ_услуги_ИП_v4_обычные.docx
+++ b/templates/Шаблон_РОСМОЛ_услуги_ИП_v4_обычные.docx
@@ -535,7 +535,7 @@
           <w:sz w:val="21"/>
           <w:szCs w:val="21"/>
         </w:rPr>
-        <w:t xml:space="preserve">3.1. Цена Договора составляет {total_amount_numeric} ({total_amount_words}) рублей 00 копеек, {vat_clause}. Источник финансирования: средства гранта в форме субсидий юридическим лицам – победителям конкурсного отбора на предоставление из федерального бюджета грантов в форме субсидий юридическому лицу – победителю Всероссийского конкурса молодежных проектов среди образовательных организаций высшего образования в 2025 году.</w:t>
+        <w:t xml:space="preserve">3.1. Цена Договора составляет {total_amount_numeric} ({total_amount_words}) рублей 00 копеек, {vat_clause}. Источник финансирования: {finance_source_text}</w:t>
       </w:r>
     </w:p>
     <w:p>
@@ -971,7 +971,7 @@
           <w:sz w:val="21"/>
           <w:szCs w:val="21"/>
         </w:rPr>
-        <w:t xml:space="preserve">5.4.5. Исполнитель выражает согласие на осуществление ФЕДЕРАЛЬНЫМ АГЕНТСТВОМ ПО ДЕЛАМ МОЛОДЕЖИ и государственными органами финансового контроля проверок соблюдения Заказчиком целей, условий и порядка предоставления субсидии, установленных Правилами предоставления субсидии и Соглашением (в соответствии с п. 3 ст. 78.1. БК РФ).</w:t>
+        <w:t xml:space="preserve">5.4.5. Исполнитель выражает согласие на осуществление {grantor_name} и государственными органами финансового контроля проверок соблюдения Заказчиком целей, условий и порядка предоставления субсидии, установленных Правилами предоставления субсидии и Соглашением (в соответствии с п. 3 ст. 78.1. БК РФ).</w:t>
       </w:r>
     </w:p>
     <w:p>
